--- a/ru/wisdom-stories/devil-out-of-work.docx
+++ b/ru/wisdom-stories/devil-out-of-work.docx
@@ -37,7 +37,7 @@
           <w:b/>
           <w:bCs/>
         </w:rPr>
-        <w:t>Мораль: В наших силах уменьшить страдания, которые люди причиняют друг другу. Проявлять понимание вместо того, чтобы ранить, не молчать перед несправедливостью и поддерживать тех, кому трудно, — вот путь к уменьшению этих страданий</w:t>
+        <w:t>Мораль: В наших силах уменьшить страдания, которые люди причиняют друг другу. Для этого нужно проявлять понимание, а не ранить, не молчать перед лицом несправедливости и поддерживать тех, кому трудно</w:t>
       </w:r>
       <w:r>
         <w:rPr>
